--- a/output/examples/paper-twocolumn-word.docx
+++ b/output/examples/paper-twocolumn-word.docx
@@ -53,7 +53,7 @@
       <w:r>
         <w:fldChar w:fldCharType="separate"/>
       </w:r>
-      <w:hyperlink w:anchor="_Toc238989094" w:history="1">
+      <w:hyperlink w:anchor="_Toc239243098" w:history="1">
         <w:r>
           <w:rPr>
             <w:rStyle w:val="aff9"/>
@@ -91,7 +91,7 @@
             <w:noProof/>
             <w:webHidden/>
           </w:rPr>
-          <w:instrText>PAGEREF _Toc238989094 \h</w:instrText>
+          <w:instrText>PAGEREF _Toc239243098 \h</w:instrText>
         </w:r>
         <w:r>
           <w:rPr>
@@ -145,7 +145,7 @@
           <w:noProof/>
         </w:rPr>
       </w:pPr>
-      <w:hyperlink w:anchor="_Toc238989095" w:history="1">
+      <w:hyperlink w:anchor="_Toc239243099" w:history="1">
         <w:r>
           <w:rPr>
             <w:rStyle w:val="aff9"/>
@@ -183,7 +183,7 @@
             <w:noProof/>
             <w:webHidden/>
           </w:rPr>
-          <w:instrText>PAGEREF _Toc238989095 \h</w:instrText>
+          <w:instrText>PAGEREF _Toc239243099 \h</w:instrText>
         </w:r>
         <w:r>
           <w:rPr>
@@ -237,14 +237,14 @@
           <w:noProof/>
         </w:rPr>
       </w:pPr>
-      <w:hyperlink w:anchor="_Toc238989096" w:history="1">
+      <w:hyperlink w:anchor="_Toc239243100" w:history="1">
         <w:r>
           <w:rPr>
             <w:rStyle w:val="aff9"/>
             <w:rFonts w:eastAsia="方正楷体_GBK"/>
             <w:noProof/>
           </w:rPr>
-          <w:t xml:space="preserve">2.1 </w:t>
+          <w:t>2.1</w:t>
         </w:r>
         <w:r>
           <w:rPr>
@@ -315,7 +315,7 @@
             <w:noProof/>
             <w:webHidden/>
           </w:rPr>
-          <w:instrText>PAGEREF _Toc238989096 \h</w:instrText>
+          <w:instrText>PAGEREF _Toc239243100 \h</w:instrText>
         </w:r>
         <w:r>
           <w:rPr>
@@ -369,14 +369,14 @@
           <w:noProof/>
         </w:rPr>
       </w:pPr>
-      <w:hyperlink w:anchor="_Toc238989097" w:history="1">
+      <w:hyperlink w:anchor="_Toc239243101" w:history="1">
         <w:r>
           <w:rPr>
             <w:rStyle w:val="aff9"/>
             <w:rFonts w:eastAsia="方正楷体_GBK"/>
             <w:noProof/>
           </w:rPr>
-          <w:t xml:space="preserve">2.2 Flink </w:t>
+          <w:t>2.2 Flink</w:t>
         </w:r>
         <w:r>
           <w:rPr>
@@ -415,7 +415,7 @@
             <w:noProof/>
             <w:webHidden/>
           </w:rPr>
-          <w:instrText>PAGEREF _Toc238989097 \h</w:instrText>
+          <w:instrText>PAGEREF _Toc239243101 \h</w:instrText>
         </w:r>
         <w:r>
           <w:rPr>
@@ -469,7 +469,7 @@
           <w:noProof/>
         </w:rPr>
       </w:pPr>
-      <w:hyperlink w:anchor="_Toc238989098" w:history="1">
+      <w:hyperlink w:anchor="_Toc239243102" w:history="1">
         <w:r>
           <w:rPr>
             <w:rStyle w:val="aff9"/>
@@ -507,7 +507,7 @@
             <w:noProof/>
             <w:webHidden/>
           </w:rPr>
-          <w:instrText>PAGEREF _Toc238989098 \h</w:instrText>
+          <w:instrText>PAGEREF _Toc239243102 \h</w:instrText>
         </w:r>
         <w:r>
           <w:rPr>
@@ -561,14 +561,14 @@
           <w:noProof/>
         </w:rPr>
       </w:pPr>
-      <w:hyperlink w:anchor="_Toc238989099" w:history="1">
+      <w:hyperlink w:anchor="_Toc239243103" w:history="1">
         <w:r>
           <w:rPr>
             <w:rStyle w:val="aff9"/>
             <w:rFonts w:eastAsia="方正楷体_GBK"/>
             <w:noProof/>
           </w:rPr>
-          <w:t xml:space="preserve">3.1 </w:t>
+          <w:t>3.1</w:t>
         </w:r>
         <w:r>
           <w:rPr>
@@ -607,7 +607,7 @@
             <w:noProof/>
             <w:webHidden/>
           </w:rPr>
-          <w:instrText>PAGEREF _Toc238989099 \h</w:instrText>
+          <w:instrText>PAGEREF _Toc239243103 \h</w:instrText>
         </w:r>
         <w:r>
           <w:rPr>
@@ -661,14 +661,14 @@
           <w:noProof/>
         </w:rPr>
       </w:pPr>
-      <w:hyperlink w:anchor="_Toc238989100" w:history="1">
+      <w:hyperlink w:anchor="_Toc239243104" w:history="1">
         <w:r>
           <w:rPr>
             <w:rStyle w:val="aff9"/>
             <w:rFonts w:eastAsia="方正楷体_GBK"/>
             <w:noProof/>
           </w:rPr>
-          <w:t xml:space="preserve">3.2 </w:t>
+          <w:t>3.2</w:t>
         </w:r>
         <w:r>
           <w:rPr>
@@ -707,7 +707,7 @@
             <w:noProof/>
             <w:webHidden/>
           </w:rPr>
-          <w:instrText>PAGEREF _Toc238989100 \h</w:instrText>
+          <w:instrText>PAGEREF _Toc239243104 \h</w:instrText>
         </w:r>
         <w:r>
           <w:rPr>
@@ -761,7 +761,7 @@
           <w:noProof/>
         </w:rPr>
       </w:pPr>
-      <w:hyperlink w:anchor="_Toc238989101" w:history="1">
+      <w:hyperlink w:anchor="_Toc239243105" w:history="1">
         <w:r>
           <w:rPr>
             <w:rStyle w:val="aff9"/>
@@ -799,7 +799,7 @@
             <w:noProof/>
             <w:webHidden/>
           </w:rPr>
-          <w:instrText>PAGEREF _Toc238989101 \h</w:instrText>
+          <w:instrText>PAGEREF _Toc239243105 \h</w:instrText>
         </w:r>
         <w:r>
           <w:rPr>
@@ -853,14 +853,14 @@
           <w:noProof/>
         </w:rPr>
       </w:pPr>
-      <w:hyperlink w:anchor="_Toc238989102" w:history="1">
+      <w:hyperlink w:anchor="_Toc239243106" w:history="1">
         <w:r>
           <w:rPr>
             <w:rStyle w:val="aff9"/>
             <w:rFonts w:eastAsia="方正楷体_GBK"/>
             <w:noProof/>
           </w:rPr>
-          <w:t xml:space="preserve">4.1 </w:t>
+          <w:t>4.1</w:t>
         </w:r>
         <w:r>
           <w:rPr>
@@ -899,7 +899,7 @@
             <w:noProof/>
             <w:webHidden/>
           </w:rPr>
-          <w:instrText>PAGEREF _Toc238989102 \h</w:instrText>
+          <w:instrText>PAGEREF _Toc239243106 \h</w:instrText>
         </w:r>
         <w:r>
           <w:rPr>
@@ -953,14 +953,14 @@
           <w:noProof/>
         </w:rPr>
       </w:pPr>
-      <w:hyperlink w:anchor="_Toc238989103" w:history="1">
+      <w:hyperlink w:anchor="_Toc239243107" w:history="1">
         <w:r>
           <w:rPr>
             <w:rStyle w:val="aff9"/>
             <w:rFonts w:eastAsia="方正楷体_GBK"/>
             <w:noProof/>
           </w:rPr>
-          <w:t xml:space="preserve">4.2 </w:t>
+          <w:t>4.2</w:t>
         </w:r>
         <w:r>
           <w:rPr>
@@ -999,7 +999,7 @@
             <w:noProof/>
             <w:webHidden/>
           </w:rPr>
-          <w:instrText>PAGEREF _Toc238989103 \h</w:instrText>
+          <w:instrText>PAGEREF _Toc239243107 \h</w:instrText>
         </w:r>
         <w:r>
           <w:rPr>
@@ -1053,14 +1053,14 @@
           <w:noProof/>
         </w:rPr>
       </w:pPr>
-      <w:hyperlink w:anchor="_Toc238989104" w:history="1">
+      <w:hyperlink w:anchor="_Toc239243108" w:history="1">
         <w:r>
           <w:rPr>
             <w:rStyle w:val="aff9"/>
             <w:rFonts w:eastAsia="方正楷体_GBK"/>
             <w:noProof/>
           </w:rPr>
-          <w:t xml:space="preserve">4.3 </w:t>
+          <w:t>4.3</w:t>
         </w:r>
         <w:r>
           <w:rPr>
@@ -1099,7 +1099,7 @@
             <w:noProof/>
             <w:webHidden/>
           </w:rPr>
-          <w:instrText>PAGEREF _Toc238989104 \h</w:instrText>
+          <w:instrText>PAGEREF _Toc239243108 \h</w:instrText>
         </w:r>
         <w:r>
           <w:rPr>
@@ -1153,14 +1153,14 @@
           <w:noProof/>
         </w:rPr>
       </w:pPr>
-      <w:hyperlink w:anchor="_Toc238989105" w:history="1">
+      <w:hyperlink w:anchor="_Toc239243109" w:history="1">
         <w:r>
           <w:rPr>
             <w:rStyle w:val="aff9"/>
             <w:rFonts w:eastAsia="方正楷体_GBK"/>
             <w:noProof/>
           </w:rPr>
-          <w:t xml:space="preserve">4.4 </w:t>
+          <w:t>4.4</w:t>
         </w:r>
         <w:r>
           <w:rPr>
@@ -1199,7 +1199,7 @@
             <w:noProof/>
             <w:webHidden/>
           </w:rPr>
-          <w:instrText>PAGEREF _Toc238989105 \h</w:instrText>
+          <w:instrText>PAGEREF _Toc239243109 \h</w:instrText>
         </w:r>
         <w:r>
           <w:rPr>
@@ -1253,7 +1253,7 @@
           <w:noProof/>
         </w:rPr>
       </w:pPr>
-      <w:hyperlink w:anchor="_Toc238989106" w:history="1">
+      <w:hyperlink w:anchor="_Toc239243110" w:history="1">
         <w:r>
           <w:rPr>
             <w:rStyle w:val="aff9"/>
@@ -1291,7 +1291,7 @@
             <w:noProof/>
             <w:webHidden/>
           </w:rPr>
-          <w:instrText>PAGEREF _Toc238989106 \h</w:instrText>
+          <w:instrText>PAGEREF _Toc239243110 \h</w:instrText>
         </w:r>
         <w:r>
           <w:rPr>
@@ -1345,7 +1345,7 @@
           <w:noProof/>
         </w:rPr>
       </w:pPr>
-      <w:hyperlink w:anchor="_Toc238989107" w:history="1">
+      <w:hyperlink w:anchor="_Toc239243111" w:history="1">
         <w:r>
           <w:rPr>
             <w:rStyle w:val="aff9"/>
@@ -1383,7 +1383,7 @@
             <w:noProof/>
             <w:webHidden/>
           </w:rPr>
-          <w:instrText>PAGEREF _Toc238989107 \h</w:instrText>
+          <w:instrText>PAGEREF _Toc239243111 \h</w:instrText>
         </w:r>
         <w:r>
           <w:rPr>
@@ -1437,7 +1437,7 @@
           <w:noProof/>
         </w:rPr>
       </w:pPr>
-      <w:hyperlink w:anchor="_Toc238989108" w:history="1">
+      <w:hyperlink w:anchor="_Toc239243112" w:history="1">
         <w:r>
           <w:rPr>
             <w:rStyle w:val="aff9"/>
@@ -1475,7 +1475,7 @@
             <w:noProof/>
             <w:webHidden/>
           </w:rPr>
-          <w:instrText>PAGEREF _Toc238989108 \h</w:instrText>
+          <w:instrText>PAGEREF _Toc239243112 \h</w:instrText>
         </w:r>
         <w:r>
           <w:rPr>
@@ -1537,19 +1537,19 @@
       </w:pPr>
       <w:r>
         <w:lastRenderedPageBreak/>
-        <w:t xml:space="preserve">&lt;!-- </w:t>
+        <w:t>&lt;!--</w:t>
       </w:r>
       <w:r>
         <w:t>使用</w:t>
       </w:r>
       <w:r>
-        <w:t xml:space="preserve"> harryopo-preview.css </w:t>
+        <w:t>harryopo-preview.css</w:t>
       </w:r>
       <w:r>
         <w:t>预览本文档，模拟</w:t>
       </w:r>
       <w:r>
-        <w:t xml:space="preserve"> harryopo-paper </w:t>
+        <w:t>harryopo-paper</w:t>
       </w:r>
       <w:r>
         <w:t>双栏模式</w:t>
@@ -1564,13 +1564,13 @@
         <w:t>注意：</w:t>
       </w:r>
       <w:r>
-        <w:t xml:space="preserve">Markdown </w:t>
+        <w:t>Markdown</w:t>
       </w:r>
       <w:r>
         <w:t>渲染器无原生双栏支持，但表格、代码块、引用块等结构能</w:t>
       </w:r>
       <w:r>
-        <w:t xml:space="preserve"> 1:1 </w:t>
+        <w:t>1:1</w:t>
       </w:r>
       <w:r>
         <w:t>对应</w:t>
@@ -1604,7 +1604,7 @@
           <w:color w:val="1A202C"/>
           <w:sz w:val="44"/>
         </w:rPr>
-        <w:t xml:space="preserve"> Flink </w:t>
+        <w:t>Flink</w:t>
       </w:r>
       <w:r>
         <w:rPr>
@@ -1625,28 +1625,14 @@
           <w:rFonts w:eastAsia="方正楷体_GBK"/>
           <w:sz w:val="28"/>
         </w:rPr>
-        <w:t>李四</w:t>
+        <w:t>李四人工智能学院</w:t>
       </w:r>
       <w:r>
         <w:rPr>
           <w:rFonts w:eastAsia="方正楷体_GBK"/>
           <w:sz w:val="28"/>
         </w:rPr>
-        <w:t xml:space="preserve"> </w:t>
-      </w:r>
-      <w:r>
-        <w:rPr>
-          <w:rFonts w:eastAsia="方正楷体_GBK"/>
-          <w:sz w:val="28"/>
-        </w:rPr>
-        <w:t>人工智能学院</w:t>
-      </w:r>
-      <w:r>
-        <w:rPr>
-          <w:rFonts w:eastAsia="方正楷体_GBK"/>
-          <w:sz w:val="28"/>
-        </w:rPr>
-        <w:t xml:space="preserve"> 2025000102</w:t>
+        <w:t>2025000102</w:t>
       </w:r>
     </w:p>
     <w:p>
@@ -1707,7 +1693,7 @@
         <w:rPr>
           <w:rFonts w:eastAsia="方正楷体_GBK"/>
         </w:rPr>
-        <w:t xml:space="preserve"> Apache Flink </w:t>
+        <w:t>Apache Flink</w:t>
       </w:r>
       <w:r>
         <w:rPr>
@@ -1719,7 +1705,7 @@
         <w:rPr>
           <w:rFonts w:eastAsia="方正楷体_GBK"/>
         </w:rPr>
-        <w:t xml:space="preserve"> 32%</w:t>
+        <w:t>32%</w:t>
       </w:r>
       <w:r>
         <w:rPr>
@@ -1731,7 +1717,7 @@
         <w:rPr>
           <w:rFonts w:eastAsia="方正楷体_GBK"/>
         </w:rPr>
-        <w:t xml:space="preserve"> 28%</w:t>
+        <w:t>28%</w:t>
       </w:r>
       <w:r>
         <w:rPr>
@@ -1784,7 +1770,7 @@
       <w:pPr>
         <w:pStyle w:val="21"/>
       </w:pPr>
-      <w:bookmarkStart w:id="0" w:name="_Toc238989094"/>
+      <w:bookmarkStart w:id="0" w:name="_Toc239243098"/>
       <w:r>
         <w:rPr>
           <w:rFonts w:ascii="Times New Roman" w:eastAsia="方正黑体_GBK" w:hAnsi="Times New Roman"/>
@@ -1803,7 +1789,7 @@
         <w:t>边缘计算作为一种新型计算范式，通过将计算能力从云端下沉到网络边缘，为终端设备提供就近服务。随着</w:t>
       </w:r>
       <w:r>
-        <w:t xml:space="preserve"> 5G </w:t>
+        <w:t>5G</w:t>
       </w:r>
       <w:r>
         <w:t>技术的商用化推进，边缘计算在智能制造、自动驾驶、智慧医疗等领域的应用前景愈发广阔。</w:t>
@@ -1818,7 +1804,7 @@
         <w:t>实时数据流处理是边缘计算的核心需求之一。与传统批处理不同，流处理要求系统在毫秒级延迟内完成数据采集、过滤、聚合和响应。</w:t>
       </w:r>
       <w:r>
-        <w:t xml:space="preserve">Apache Flink </w:t>
+        <w:t>Apache Flink</w:t>
       </w:r>
       <w:r>
         <w:t>作为一个真正的流处理引擎，以其精确一次（</w:t>
@@ -1834,7 +1820,7 @@
       <w:pPr>
         <w:pStyle w:val="21"/>
       </w:pPr>
-      <w:bookmarkStart w:id="1" w:name="_Toc238989095"/>
+      <w:bookmarkStart w:id="1" w:name="_Toc239243099"/>
       <w:r>
         <w:rPr>
           <w:rFonts w:ascii="Times New Roman" w:eastAsia="方正黑体_GBK" w:hAnsi="Times New Roman"/>
@@ -1848,13 +1834,13 @@
       <w:pPr>
         <w:pStyle w:val="31"/>
       </w:pPr>
-      <w:bookmarkStart w:id="2" w:name="_Toc238989096"/>
+      <w:bookmarkStart w:id="2" w:name="_Toc239243100"/>
       <w:r>
         <w:rPr>
           <w:rFonts w:ascii="Times New Roman" w:eastAsia="方正楷体_GBK" w:hAnsi="Times New Roman"/>
           <w:b w:val="0"/>
         </w:rPr>
-        <w:t xml:space="preserve">2.1 </w:t>
+        <w:t>2.1</w:t>
       </w:r>
       <w:r>
         <w:rPr>
@@ -1902,7 +1888,7 @@
         <w:t>本文采用</w:t>
       </w:r>
       <w:r>
-        <w:t>"</w:t>
+        <w:t>“</w:t>
       </w:r>
       <w:r>
         <w:t>云</w:t>
@@ -1920,13 +1906,13 @@
         <w:t>端</w:t>
       </w:r>
       <w:r>
-        <w:t>"</w:t>
+        <w:t>”</w:t>
       </w:r>
       <w:r>
         <w:t>三层协作架构。云端负责模型训练、全局调度和历史数据存储；边缘层部署</w:t>
       </w:r>
       <w:r>
-        <w:t xml:space="preserve"> Flink </w:t>
+        <w:t>Flink</w:t>
       </w:r>
       <w:r>
         <w:t>集群，负责实时流处理和本地决策；终端层负责数据采集和指令执行。</w:t>
@@ -1936,13 +1922,13 @@
       <w:pPr>
         <w:pStyle w:val="31"/>
       </w:pPr>
-      <w:bookmarkStart w:id="3" w:name="_Toc238989097"/>
+      <w:bookmarkStart w:id="3" w:name="_Toc239243101"/>
       <w:r>
         <w:rPr>
           <w:rFonts w:ascii="Times New Roman" w:eastAsia="方正楷体_GBK" w:hAnsi="Times New Roman"/>
           <w:b w:val="0"/>
         </w:rPr>
-        <w:t xml:space="preserve">2.2 Flink </w:t>
+        <w:t>2.2 Flink</w:t>
       </w:r>
       <w:r>
         <w:rPr>
@@ -1962,13 +1948,13 @@
         <w:t>在边缘节点上，我们部署了轻量化的</w:t>
       </w:r>
       <w:r>
-        <w:t xml:space="preserve"> Flink </w:t>
+        <w:t>Flink</w:t>
       </w:r>
       <w:r>
         <w:t>实例，配置了基于</w:t>
       </w:r>
       <w:r>
-        <w:t xml:space="preserve"> RocksDB </w:t>
+        <w:t>RocksDB</w:t>
       </w:r>
       <w:r>
         <w:t>的状态后端以支持大状态管理，并启用了检查点（</w:t>
@@ -2007,7 +1993,7 @@
           <w:color w:val="666666"/>
           <w:sz w:val="21"/>
         </w:rPr>
-        <w:t xml:space="preserve">** RocksDB </w:t>
+        <w:t>** RocksDB</w:t>
       </w:r>
       <w:r>
         <w:rPr>
@@ -2045,7 +2031,7 @@
           <w:color w:val="666666"/>
           <w:sz w:val="21"/>
         </w:rPr>
-        <w:t xml:space="preserve">** </w:t>
+        <w:t>**</w:t>
       </w:r>
       <w:r>
         <w:rPr>
@@ -2060,7 +2046,7 @@
       <w:pPr>
         <w:pStyle w:val="21"/>
       </w:pPr>
-      <w:bookmarkStart w:id="4" w:name="_Toc238989098"/>
+      <w:bookmarkStart w:id="4" w:name="_Toc239243102"/>
       <w:r>
         <w:rPr>
           <w:rFonts w:ascii="Times New Roman" w:eastAsia="方正黑体_GBK" w:hAnsi="Times New Roman"/>
@@ -2074,13 +2060,13 @@
       <w:pPr>
         <w:pStyle w:val="31"/>
       </w:pPr>
-      <w:bookmarkStart w:id="5" w:name="_Toc238989099"/>
+      <w:bookmarkStart w:id="5" w:name="_Toc239243103"/>
       <w:r>
         <w:rPr>
           <w:rFonts w:ascii="Times New Roman" w:eastAsia="方正楷体_GBK" w:hAnsi="Times New Roman"/>
           <w:b w:val="0"/>
         </w:rPr>
-        <w:t xml:space="preserve">3.1 </w:t>
+        <w:t>3.1</w:t>
       </w:r>
       <w:r>
         <w:rPr>
@@ -2098,9 +2084,6 @@
       </w:pPr>
       <w:r>
         <w:t>边缘节点的计算资源有限且动态变化，因此资源调度问题可以建模为约束优化问题。设边缘节点集合为</w:t>
-      </w:r>
-      <w:r>
-        <w:t xml:space="preserve"> </w:t>
       </w:r>
       <m:oMath>
         <m:r>
@@ -2215,9 +2198,6 @@
       <w:r>
         <w:t>，任务集合为</w:t>
       </w:r>
-      <w:r>
-        <w:t xml:space="preserve"> </w:t>
-      </w:r>
       <m:oMath>
         <m:r>
           <m:rPr>
@@ -2359,7 +2339,7 @@
           <w:color w:val="666666"/>
           <w:sz w:val="21"/>
         </w:rPr>
-        <w:t xml:space="preserve"> 1** </w:t>
+        <w:t>1**</w:t>
       </w:r>
       <w:r>
         <w:rPr>
@@ -2395,11 +2375,11 @@
     </w:p>
     <w:p>
       <w:pPr>
-        <w:spacing w:before="60" w:after="60"/>
-        <w:ind w:firstLine="480"/>
-      </w:pPr>
-      <w:r>
-        <w:t xml:space="preserve">- </w:t>
+        <w:spacing w:before="40" w:after="40"/>
+        <w:ind w:left="420"/>
+      </w:pPr>
+      <w:r>
+        <w:t xml:space="preserve">• </w:t>
       </w:r>
       <w:r>
         <w:t>每个任务必须分配到恰好一个节点：</w:t>
@@ -2470,11 +2450,11 @@
     </w:p>
     <w:p>
       <w:pPr>
-        <w:spacing w:before="60" w:after="60"/>
-        <w:ind w:firstLine="480"/>
-      </w:pPr>
-      <w:r>
-        <w:t xml:space="preserve">- </w:t>
+        <w:spacing w:before="40" w:after="40"/>
+        <w:ind w:left="420"/>
+      </w:pPr>
+      <w:r>
+        <w:t xml:space="preserve">• </w:t>
       </w:r>
       <w:r>
         <w:t>节点资源上限约束：</w:t>
@@ -2631,17 +2611,17 @@
     </w:p>
     <w:p>
       <w:pPr>
-        <w:spacing w:before="60" w:after="60"/>
-        <w:ind w:firstLine="480"/>
-      </w:pPr>
-      <w:r>
-        <w:t xml:space="preserve">- </w:t>
+        <w:spacing w:before="40" w:after="40"/>
+        <w:ind w:left="420"/>
+      </w:pPr>
+      <w:r>
+        <w:t xml:space="preserve">• </w:t>
       </w:r>
       <w:r>
         <w:t>延迟</w:t>
       </w:r>
       <w:r>
-        <w:t xml:space="preserve"> SLA </w:t>
+        <w:t>SLA</w:t>
       </w:r>
       <w:r>
         <w:t>约束：</w:t>
@@ -2813,13 +2793,13 @@
       <w:pPr>
         <w:pStyle w:val="31"/>
       </w:pPr>
-      <w:bookmarkStart w:id="6" w:name="_Toc238989100"/>
+      <w:bookmarkStart w:id="6" w:name="_Toc239243104"/>
       <w:r>
         <w:rPr>
           <w:rFonts w:ascii="Times New Roman" w:eastAsia="方正楷体_GBK" w:hAnsi="Times New Roman"/>
           <w:b w:val="0"/>
         </w:rPr>
-        <w:t xml:space="preserve">3.2 </w:t>
+        <w:t>3.2</w:t>
       </w:r>
       <w:r>
         <w:rPr>
@@ -2866,7 +2846,7 @@
           <w:color w:val="666666"/>
           <w:sz w:val="21"/>
         </w:rPr>
-        <w:t xml:space="preserve"> 1** </w:t>
+        <w:t>1**</w:t>
       </w:r>
       <w:r>
         <w:rPr>
@@ -2929,7 +2909,7 @@
           <w:color w:val="666666"/>
           <w:sz w:val="21"/>
         </w:rPr>
-        <w:t xml:space="preserve"> $\mathcal{Q}$</w:t>
+        <w:t>$\mathcal{Q}$</w:t>
       </w:r>
       <w:r>
         <w:rPr>
@@ -2945,7 +2925,7 @@
           <w:color w:val="666666"/>
           <w:sz w:val="21"/>
         </w:rPr>
-        <w:t xml:space="preserve"> $\mathcal{N}$</w:t>
+        <w:t>$\mathcal{N}$</w:t>
       </w:r>
       <w:r>
         <w:rPr>
@@ -2961,7 +2941,7 @@
           <w:color w:val="666666"/>
           <w:sz w:val="21"/>
         </w:rPr>
-        <w:t xml:space="preserve">SLA </w:t>
+        <w:t>SLA</w:t>
       </w:r>
       <w:r>
         <w:rPr>
@@ -2977,7 +2957,7 @@
           <w:color w:val="666666"/>
           <w:sz w:val="21"/>
         </w:rPr>
-        <w:t xml:space="preserve"> $L_{\max}$</w:t>
+        <w:t>$L_{\max}$</w:t>
       </w:r>
     </w:p>
     <w:p>
@@ -3048,7 +3028,7 @@
           <w:color w:val="666666"/>
           <w:sz w:val="21"/>
         </w:rPr>
-        <w:t xml:space="preserve"> $\mathcal{M}$</w:t>
+        <w:t>$\mathcal{M}$</w:t>
       </w:r>
     </w:p>
     <w:p>
@@ -3099,7 +3079,7 @@
           <w:color w:val="666666"/>
           <w:sz w:val="21"/>
         </w:rPr>
-        <w:t xml:space="preserve">C ← { n in N | </w:t>
+        <w:t>C ← { n in N |</w:t>
       </w:r>
       <w:r>
         <w:rPr>
@@ -3115,7 +3095,7 @@
           <w:color w:val="666666"/>
           <w:sz w:val="21"/>
         </w:rPr>
-        <w:t xml:space="preserve"> }</w:t>
+        <w:t>}</w:t>
       </w:r>
     </w:p>
     <w:p>
@@ -3151,7 +3131,7 @@
           <w:color w:val="666666"/>
           <w:sz w:val="21"/>
         </w:rPr>
-        <w:t xml:space="preserve"> t </w:t>
+        <w:t>t</w:t>
       </w:r>
       <w:r>
         <w:rPr>
@@ -3251,7 +3231,7 @@
           <w:color w:val="666666"/>
           <w:sz w:val="21"/>
         </w:rPr>
-        <w:t xml:space="preserve"> n* </w:t>
+        <w:t>n*</w:t>
       </w:r>
       <w:r>
         <w:rPr>
@@ -3295,7 +3275,7 @@
           <w:color w:val="666666"/>
           <w:sz w:val="21"/>
         </w:rPr>
-        <w:t xml:space="preserve"> t </w:t>
+        <w:t>t</w:t>
       </w:r>
       <w:r>
         <w:rPr>
@@ -3366,7 +3346,7 @@
       <w:pPr>
         <w:pStyle w:val="21"/>
       </w:pPr>
-      <w:bookmarkStart w:id="7" w:name="_Toc238989101"/>
+      <w:bookmarkStart w:id="7" w:name="_Toc239243105"/>
       <w:r>
         <w:rPr>
           <w:rFonts w:ascii="Times New Roman" w:eastAsia="方正黑体_GBK" w:hAnsi="Times New Roman"/>
@@ -3380,13 +3360,13 @@
       <w:pPr>
         <w:pStyle w:val="31"/>
       </w:pPr>
-      <w:bookmarkStart w:id="8" w:name="_Toc238989102"/>
+      <w:bookmarkStart w:id="8" w:name="_Toc239243106"/>
       <w:r>
         <w:rPr>
           <w:rFonts w:ascii="Times New Roman" w:eastAsia="方正楷体_GBK" w:hAnsi="Times New Roman"/>
           <w:b w:val="0"/>
         </w:rPr>
-        <w:t xml:space="preserve">4.1 </w:t>
+        <w:t>4.1</w:t>
       </w:r>
       <w:r>
         <w:rPr>
@@ -3406,7 +3386,7 @@
         <w:t>实验使用</w:t>
       </w:r>
       <w:r>
-        <w:t xml:space="preserve"> 3 </w:t>
+        <w:t>3</w:t>
       </w:r>
       <w:r>
         <w:t>台边缘服务器（</w:t>
@@ -3418,31 +3398,31 @@
         <w:t>）和</w:t>
       </w:r>
       <w:r>
-        <w:t xml:space="preserve"> 10 </w:t>
+        <w:t>10</w:t>
       </w:r>
       <w:r>
         <w:t>台模拟终端设备。</w:t>
       </w:r>
       <w:r>
-        <w:t xml:space="preserve">Flink </w:t>
+        <w:t>Flink</w:t>
       </w:r>
       <w:r>
         <w:t>集群配置为</w:t>
       </w:r>
       <w:r>
-        <w:t xml:space="preserve"> 3 </w:t>
+        <w:t>3</w:t>
       </w:r>
       <w:r>
         <w:t>个</w:t>
       </w:r>
       <w:r>
-        <w:t xml:space="preserve"> TaskManager</w:t>
+        <w:t>TaskManager</w:t>
       </w:r>
       <w:r>
         <w:t>，每个分配</w:t>
       </w:r>
       <w:r>
-        <w:t xml:space="preserve"> 8GB </w:t>
+        <w:t>8GB</w:t>
       </w:r>
       <w:r>
         <w:t>堆内存。</w:t>
@@ -3452,13 +3432,13 @@
       <w:pPr>
         <w:pStyle w:val="31"/>
       </w:pPr>
-      <w:bookmarkStart w:id="9" w:name="_Toc238989103"/>
+      <w:bookmarkStart w:id="9" w:name="_Toc239243107"/>
       <w:r>
         <w:rPr>
           <w:rFonts w:ascii="Times New Roman" w:eastAsia="方正楷体_GBK" w:hAnsi="Times New Roman"/>
           <w:b w:val="0"/>
         </w:rPr>
-        <w:t xml:space="preserve">4.2 </w:t>
+        <w:t>4.2</w:t>
       </w:r>
       <w:r>
         <w:rPr>
@@ -3526,23 +3506,7 @@
                 <w:b/>
                 <w:sz w:val="21"/>
               </w:rPr>
-              <w:t>低负载</w:t>
-            </w:r>
-            <w:r>
-              <w:rPr>
-                <w:rFonts w:eastAsia="方正黑体_GBK"/>
-                <w:b/>
-                <w:sz w:val="21"/>
-              </w:rPr>
-              <w:t xml:space="preserve"> (</w:t>
-            </w:r>
-            <w:r>
-              <w:rPr>
-                <w:rFonts w:eastAsia="方正黑体_GBK"/>
-                <w:b/>
-                <w:sz w:val="21"/>
-              </w:rPr>
-              <w:t>条</w:t>
+              <w:t>低负载（条</w:t>
             </w:r>
             <w:r>
               <w:rPr>
@@ -3558,15 +3522,7 @@
                 <w:b/>
                 <w:sz w:val="21"/>
               </w:rPr>
-              <w:t>秒</w:t>
-            </w:r>
-            <w:r>
-              <w:rPr>
-                <w:rFonts w:eastAsia="方正黑体_GBK"/>
-                <w:b/>
-                <w:sz w:val="21"/>
-              </w:rPr>
-              <w:t>)</w:t>
+              <w:t>秒）</w:t>
             </w:r>
           </w:p>
         </w:tc>
@@ -3587,23 +3543,7 @@
                 <w:b/>
                 <w:sz w:val="21"/>
               </w:rPr>
-              <w:t>高负载</w:t>
-            </w:r>
-            <w:r>
-              <w:rPr>
-                <w:rFonts w:eastAsia="方正黑体_GBK"/>
-                <w:b/>
-                <w:sz w:val="21"/>
-              </w:rPr>
-              <w:t xml:space="preserve"> (</w:t>
-            </w:r>
-            <w:r>
-              <w:rPr>
-                <w:rFonts w:eastAsia="方正黑体_GBK"/>
-                <w:b/>
-                <w:sz w:val="21"/>
-              </w:rPr>
-              <w:t>条</w:t>
+              <w:t>高负载（条</w:t>
             </w:r>
             <w:r>
               <w:rPr>
@@ -3619,15 +3559,7 @@
                 <w:b/>
                 <w:sz w:val="21"/>
               </w:rPr>
-              <w:t>秒</w:t>
-            </w:r>
-            <w:r>
-              <w:rPr>
-                <w:rFonts w:eastAsia="方正黑体_GBK"/>
-                <w:b/>
-                <w:sz w:val="21"/>
-              </w:rPr>
-              <w:t>)</w:t>
+              <w:t>秒）</w:t>
             </w:r>
           </w:p>
         </w:tc>
@@ -3802,13 +3734,13 @@
       <w:pPr>
         <w:pStyle w:val="31"/>
       </w:pPr>
-      <w:bookmarkStart w:id="10" w:name="_Toc238989104"/>
+      <w:bookmarkStart w:id="10" w:name="_Toc239243108"/>
       <w:r>
         <w:rPr>
           <w:rFonts w:ascii="Times New Roman" w:eastAsia="方正楷体_GBK" w:hAnsi="Times New Roman"/>
           <w:b w:val="0"/>
         </w:rPr>
-        <w:t xml:space="preserve">4.3 </w:t>
+        <w:t>4.3</w:t>
       </w:r>
       <w:r>
         <w:rPr>
@@ -3828,7 +3760,7 @@
         <w:t>在低负载（</w:t>
       </w:r>
       <w:r>
-        <w:t xml:space="preserve">1000 </w:t>
+        <w:t>1000</w:t>
       </w:r>
       <w:r>
         <w:t>条</w:t>
@@ -3840,43 +3772,43 @@
         <w:t>秒）条件下，本文方法的</w:t>
       </w:r>
       <w:r>
-        <w:t xml:space="preserve"> P99 </w:t>
+        <w:t>P99</w:t>
       </w:r>
       <w:r>
         <w:t>延迟为</w:t>
       </w:r>
       <w:r>
-        <w:t xml:space="preserve"> 8.2ms</w:t>
+        <w:t>8.2ms</w:t>
       </w:r>
       <w:r>
         <w:t>，显著优于</w:t>
       </w:r>
       <w:r>
-        <w:t xml:space="preserve"> Storm </w:t>
+        <w:t>Storm</w:t>
       </w:r>
       <w:r>
         <w:t>的</w:t>
       </w:r>
       <w:r>
-        <w:t xml:space="preserve"> 15.4ms </w:t>
+        <w:t>15.4ms</w:t>
       </w:r>
       <w:r>
         <w:t>和</w:t>
       </w:r>
       <w:r>
-        <w:t xml:space="preserve"> Spark Streaming </w:t>
+        <w:t>Spark Streaming</w:t>
       </w:r>
       <w:r>
         <w:t>的</w:t>
       </w:r>
       <w:r>
-        <w:t xml:space="preserve"> 120ms</w:t>
+        <w:t>120ms</w:t>
       </w:r>
       <w:r>
         <w:t>（微批次导致）。在高负载（</w:t>
       </w:r>
       <w:r>
-        <w:t xml:space="preserve">5000 </w:t>
+        <w:t>5000</w:t>
       </w:r>
       <w:r>
         <w:t>条</w:t>
@@ -3888,13 +3820,13 @@
         <w:t>秒）条件下，本文方法通过动态调度策略仍将</w:t>
       </w:r>
       <w:r>
-        <w:t xml:space="preserve"> P99 </w:t>
+        <w:t>P99</w:t>
       </w:r>
       <w:r>
         <w:t>延迟控制在</w:t>
       </w:r>
       <w:r>
-        <w:t xml:space="preserve"> 23.5ms </w:t>
+        <w:t>23.5ms</w:t>
       </w:r>
       <w:r>
         <w:t>以内。</w:t>
@@ -3904,13 +3836,13 @@
       <w:pPr>
         <w:pStyle w:val="31"/>
       </w:pPr>
-      <w:bookmarkStart w:id="11" w:name="_Toc238989105"/>
+      <w:bookmarkStart w:id="11" w:name="_Toc239243109"/>
       <w:r>
         <w:rPr>
           <w:rFonts w:ascii="Times New Roman" w:eastAsia="方正楷体_GBK" w:hAnsi="Times New Roman"/>
           <w:b w:val="0"/>
         </w:rPr>
-        <w:t xml:space="preserve">4.4 </w:t>
+        <w:t>4.4</w:t>
       </w:r>
       <w:r>
         <w:rPr>
@@ -3930,31 +3862,31 @@
         <w:t>动态调度策略使</w:t>
       </w:r>
       <w:r>
-        <w:t xml:space="preserve"> CPU </w:t>
+        <w:t>CPU</w:t>
       </w:r>
       <w:r>
         <w:t>利用率从静态分配方案的</w:t>
       </w:r>
       <w:r>
-        <w:t xml:space="preserve"> 62% </w:t>
+        <w:t>62%</w:t>
       </w:r>
       <w:r>
         <w:t>提升至</w:t>
       </w:r>
       <w:r>
-        <w:t xml:space="preserve"> 78%</w:t>
+        <w:t>78%</w:t>
       </w:r>
       <w:r>
         <w:t>，内存利用率从</w:t>
       </w:r>
       <w:r>
-        <w:t xml:space="preserve"> 55% </w:t>
+        <w:t>55%</w:t>
       </w:r>
       <w:r>
         <w:t>提升至</w:t>
       </w:r>
       <w:r>
-        <w:t xml:space="preserve"> 72%</w:t>
+        <w:t>72%</w:t>
       </w:r>
       <w:r>
         <w:t>。</w:t>
@@ -3964,7 +3896,7 @@
       <w:pPr>
         <w:pStyle w:val="21"/>
       </w:pPr>
-      <w:bookmarkStart w:id="12" w:name="_Toc238989106"/>
+      <w:bookmarkStart w:id="12" w:name="_Toc239243110"/>
       <w:r>
         <w:rPr>
           <w:rFonts w:ascii="Times New Roman" w:eastAsia="方正黑体_GBK" w:hAnsi="Times New Roman"/>
@@ -3983,19 +3915,19 @@
         <w:t>边缘计算的概念最早由</w:t>
       </w:r>
       <w:r>
-        <w:t xml:space="preserve"> Shi </w:t>
+        <w:t>Shi</w:t>
       </w:r>
       <w:r>
         <w:t>等人系统阐述。在流处理方面，</w:t>
       </w:r>
       <w:r>
-        <w:t xml:space="preserve">Carbone </w:t>
+        <w:t>Carbone</w:t>
       </w:r>
       <w:r>
         <w:t>等人提出的</w:t>
       </w:r>
       <w:r>
-        <w:t xml:space="preserve"> Apache Flink </w:t>
+        <w:t>Apache Flink</w:t>
       </w:r>
       <w:r>
         <w:t>以其真正的流处理语义成为业界标准。近年来，研究者们提出了多种边缘</w:t>
@@ -4018,8 +3950,8 @@
     </w:p>
     <w:p>
       <w:pPr>
-        <w:spacing w:before="60" w:after="60"/>
-        <w:ind w:firstLine="480"/>
+        <w:spacing w:before="40" w:after="40"/>
+        <w:ind w:left="420"/>
       </w:pPr>
       <w:r>
         <w:t xml:space="preserve">1. </w:t>
@@ -4028,7 +3960,7 @@
         <w:t>针对边缘资源受限场景设计了轻量化</w:t>
       </w:r>
       <w:r>
-        <w:t xml:space="preserve"> Flink </w:t>
+        <w:t>Flink</w:t>
       </w:r>
       <w:r>
         <w:t>配置</w:t>
@@ -4036,8 +3968,8 @@
     </w:p>
     <w:p>
       <w:pPr>
-        <w:spacing w:before="60" w:after="60"/>
-        <w:ind w:firstLine="480"/>
+        <w:spacing w:before="40" w:after="40"/>
+        <w:ind w:left="420"/>
       </w:pPr>
       <w:r>
         <w:t xml:space="preserve">2. </w:t>
@@ -4048,8 +3980,8 @@
     </w:p>
     <w:p>
       <w:pPr>
-        <w:spacing w:before="60" w:after="60"/>
-        <w:ind w:firstLine="480"/>
+        <w:spacing w:before="40" w:after="40"/>
+        <w:ind w:left="420"/>
       </w:pPr>
       <w:r>
         <w:t xml:space="preserve">3. </w:t>
@@ -4062,7 +3994,7 @@
       <w:pPr>
         <w:pStyle w:val="21"/>
       </w:pPr>
-      <w:bookmarkStart w:id="13" w:name="_Toc238989107"/>
+      <w:bookmarkStart w:id="13" w:name="_Toc239243111"/>
       <w:r>
         <w:rPr>
           <w:rFonts w:ascii="Times New Roman" w:eastAsia="方正黑体_GBK" w:hAnsi="Times New Roman"/>
@@ -4081,7 +4013,7 @@
         <w:t>本文提出了一种基于</w:t>
       </w:r>
       <w:r>
-        <w:t xml:space="preserve"> Apache Flink </w:t>
+        <w:t>Apache Flink</w:t>
       </w:r>
       <w:r>
         <w:t>的边缘实时数据流处理框架，并设计了动态资源调度优化策略。实验结果表明，所提方法在吞吐量和资源利用率方面均有显著提升。</w:t>
@@ -4098,11 +4030,11 @@
     </w:p>
     <w:p>
       <w:pPr>
-        <w:spacing w:before="60" w:after="60"/>
-        <w:ind w:firstLine="480"/>
-      </w:pPr>
-      <w:r>
-        <w:t xml:space="preserve">- </w:t>
+        <w:spacing w:before="40" w:after="40"/>
+        <w:ind w:left="420"/>
+      </w:pPr>
+      <w:r>
+        <w:t xml:space="preserve">• </w:t>
       </w:r>
       <w:r>
         <w:t>探索基于强化学习的智能调度策略</w:t>
@@ -4110,11 +4042,11 @@
     </w:p>
     <w:p>
       <w:pPr>
-        <w:spacing w:before="60" w:after="60"/>
-        <w:ind w:firstLine="480"/>
-      </w:pPr>
-      <w:r>
-        <w:t xml:space="preserve">- </w:t>
+        <w:spacing w:before="40" w:after="40"/>
+        <w:ind w:left="420"/>
+      </w:pPr>
+      <w:r>
+        <w:t xml:space="preserve">• </w:t>
       </w:r>
       <w:r>
         <w:t>支持异构硬件（</w:t>
@@ -4128,11 +4060,11 @@
     </w:p>
     <w:p>
       <w:pPr>
-        <w:spacing w:before="60" w:after="60"/>
-        <w:ind w:firstLine="480"/>
-      </w:pPr>
-      <w:r>
-        <w:t xml:space="preserve">- </w:t>
+        <w:spacing w:before="40" w:after="40"/>
+        <w:ind w:left="420"/>
+      </w:pPr>
+      <w:r>
+        <w:t xml:space="preserve">• </w:t>
       </w:r>
       <w:r>
         <w:t>在更大规模边缘集群上进行验证</w:t>
@@ -4142,7 +4074,7 @@
       <w:pPr>
         <w:pStyle w:val="21"/>
       </w:pPr>
-      <w:bookmarkStart w:id="14" w:name="_Toc238989108"/>
+      <w:bookmarkStart w:id="14" w:name="_Toc239243112"/>
       <w:r>
         <w:rPr>
           <w:rFonts w:ascii="Times New Roman" w:eastAsia="方正黑体_GBK" w:hAnsi="Times New Roman"/>
@@ -4185,25 +4117,25 @@
         <w:rPr>
           <w:sz w:val="21"/>
         </w:rPr>
-        <w:t xml:space="preserve">[3] </w:t>
-      </w:r>
+        <w:t>[3] Toshniwal A, Taneja S, Shukla A, et al. Storm@Twitter[C]. SIGMOD, 2014: 147-156.</w:t>
+      </w:r>
+    </w:p>
+    <w:p>
+      <w:pPr>
+        <w:spacing w:before="40" w:after="40"/>
+        <w:ind w:left="510" w:hanging="510"/>
+      </w:pPr>
       <w:r>
         <w:rPr>
           <w:sz w:val="21"/>
         </w:rPr>
-        <w:t>Toshniwal A, Taneja S, Shukla A, et al. Storm@Twitter[C]. SIGMOD, 2014: 147-156.</w:t>
-      </w:r>
-    </w:p>
-    <w:p>
-      <w:pPr>
-        <w:spacing w:before="40" w:after="40"/>
-        <w:ind w:left="510" w:hanging="510"/>
-      </w:pPr>
+        <w:t xml:space="preserve">[4] </w:t>
+      </w:r>
       <w:r>
         <w:rPr>
           <w:sz w:val="21"/>
         </w:rPr>
-        <w:t>[4] Zaharia M, Xin R S, Wendell P, et al. Apache Spark: A unified engine for big data processing[J]. Communications of the ACM, 2016, 59(11): 56-65.</w:t>
+        <w:t>Zaharia M, Xin R S, Wendell P, et al. Apache Spark: A unified engine for big data processing[J]. Communications of the ACM, 2016, 59(11): 56-65.</w:t>
       </w:r>
     </w:p>
     <w:sectPr>
@@ -4427,31 +4359,31 @@
       </w:rPr>
     </w:lvl>
   </w:abstractNum>
-  <w:num w:numId="1" w16cid:durableId="1128430668">
+  <w:num w:numId="1" w16cid:durableId="639770797">
     <w:abstractNumId w:val="8"/>
   </w:num>
-  <w:num w:numId="2" w16cid:durableId="1957834270">
+  <w:num w:numId="2" w16cid:durableId="455686215">
     <w:abstractNumId w:val="6"/>
   </w:num>
-  <w:num w:numId="3" w16cid:durableId="717431842">
+  <w:num w:numId="3" w16cid:durableId="1158958831">
     <w:abstractNumId w:val="5"/>
   </w:num>
-  <w:num w:numId="4" w16cid:durableId="1269897019">
+  <w:num w:numId="4" w16cid:durableId="16467705">
     <w:abstractNumId w:val="4"/>
   </w:num>
-  <w:num w:numId="5" w16cid:durableId="1301226619">
+  <w:num w:numId="5" w16cid:durableId="682050423">
     <w:abstractNumId w:val="7"/>
   </w:num>
-  <w:num w:numId="6" w16cid:durableId="1269124847">
+  <w:num w:numId="6" w16cid:durableId="62679192">
     <w:abstractNumId w:val="3"/>
   </w:num>
-  <w:num w:numId="7" w16cid:durableId="1016150865">
+  <w:num w:numId="7" w16cid:durableId="1061292701">
     <w:abstractNumId w:val="2"/>
   </w:num>
-  <w:num w:numId="8" w16cid:durableId="565073794">
+  <w:num w:numId="8" w16cid:durableId="1366180274">
     <w:abstractNumId w:val="1"/>
   </w:num>
-  <w:num w:numId="9" w16cid:durableId="1589733041">
+  <w:num w:numId="9" w16cid:durableId="598174781">
     <w:abstractNumId w:val="0"/>
   </w:num>
 </w:numbering>
@@ -15845,7 +15777,7 @@
     <w:autoRedefine/>
     <w:uiPriority w:val="39"/>
     <w:unhideWhenUsed/>
-    <w:rsid w:val="00617B51"/>
+    <w:rsid w:val="005C6304"/>
     <w:pPr>
       <w:ind w:leftChars="200" w:left="420"/>
     </w:pPr>
@@ -15857,7 +15789,7 @@
     <w:autoRedefine/>
     <w:uiPriority w:val="39"/>
     <w:unhideWhenUsed/>
-    <w:rsid w:val="00617B51"/>
+    <w:rsid w:val="005C6304"/>
     <w:pPr>
       <w:ind w:leftChars="400" w:left="840"/>
     </w:pPr>
@@ -15867,7 +15799,7 @@
     <w:basedOn w:val="a2"/>
     <w:uiPriority w:val="99"/>
     <w:unhideWhenUsed/>
-    <w:rsid w:val="00617B51"/>
+    <w:rsid w:val="005C6304"/>
     <w:rPr>
       <w:color w:val="0000FF" w:themeColor="hyperlink"/>
       <w:u w:val="single"/>
